--- a/app/templates/PLII_M15.docx
+++ b/app/templates/PLII_M15.docx
@@ -93,7 +93,7 @@
           <w:sz-cs w:val="24"/>
           <w:i/>
         </w:rPr>
-        <w:t>{dia_diem_ky}, ngày{ngay_ky_vb}tháng{thang_ky_vb}năm{nam_ky_vb}</w:t>
+        <w:t>{dia_diem_ky}, ngày {ngay_ky_vb} tháng {thang_ky_vb} năm {nam_ky_vb}</w:t>
       </w:r>
       <w:r>
         <w:rPr>
@@ -339,7 +339,7 @@
           <w:sz w:val="24"/>
           <w:sz-cs w:val="24"/>
         </w:rPr>
-        <w:t>Đăng ký thay đổi lần thứ: {dk_thay_doi_lan_thu}, ngày{dk_thay_doi_ngay}tháng{dk_thay_doi_thang}năm{dk_thay_doi_nam}</w:t>
+        <w:t>Đăng ký thay đổi lần thứ: {dk_thay_doi_lan_thu}, ngày {dk_thay_doi_ngay} tháng {dk_thay_doi_thang} năm {dk_thay_doi_nam}</w:t>
       </w:r>
     </w:p>
     <w:p>
@@ -420,7 +420,7 @@
           <w:sz w:val="24"/>
           <w:sz-cs w:val="24"/>
         </w:rPr>
-        <w:t>Ngày cấp: {ngay_cap}Nơi cấp: {noi_cap}</w:t>
+        <w:t>Ngày cấp: {ngay_cap} Nơi cấp: {noi_cap}</w:t>
       </w:r>
     </w:p>
     <w:p>
